--- a/data/revised_2026-10_full/outputs/v2/Essential_Mathematics/SS2.1_Similarity_and_Enlargement/Essential_Mathematics_Similarity_and_Enlargement_CBE_LessonSequence.docx
+++ b/data/revised_2026-10_full/outputs/v2/Essential_Mathematics/SS2.1_Similarity_and_Enlargement/Essential_Mathematics_Similarity_and_Enlargement_CBE_LessonSequence.docx
@@ -2078,7 +2078,7 @@
         </w:rPr>
         <w:t xml:space="preserve">© 2026 SeaVuria and ARES. This work is licensed under a </w:t>
       </w:r>
-      <w:hyperlink w:history="1" r:id="rIdwlqy9a4isbyfi0zioukzn">
+      <w:hyperlink w:history="1" r:id="rIdzk8p4k6vnhbog1rnjbvop">
         <w:r>
           <w:rPr>
             <w:rFonts w:ascii="Arial" w:cs="Arial" w:eastAsia="Arial" w:hAnsi="Arial"/>
@@ -2098,7 +2098,7 @@
         </w:rPr>
         <w:t xml:space="preserve"> (</w:t>
       </w:r>
-      <w:hyperlink w:history="1" r:id="rIde3zavelsr-8wsr9zimovw">
+      <w:hyperlink w:history="1" r:id="rIdu5sj_pjomvoeuhthiiinr">
         <w:r>
           <w:rPr>
             <w:rFonts w:ascii="Arial" w:cs="Arial" w:eastAsia="Arial" w:hAnsi="Arial"/>
@@ -2118,7 +2118,7 @@
         </w:rPr>
         <w:t xml:space="preserve">). To view a copy of this license, visit </w:t>
       </w:r>
-      <w:hyperlink w:history="1" r:id="rIdpcpg8jbwsvr65opfxtq5d">
+      <w:hyperlink w:history="1" r:id="rIdbrohsu3wx7wfcnisgi-_e">
         <w:r>
           <w:rPr>
             <w:rFonts w:ascii="Arial" w:cs="Arial" w:eastAsia="Arial" w:hAnsi="Arial"/>
@@ -3157,7 +3157,7 @@
             <w:pPr>
               <w:spacing w:after="20" w:before="0"/>
             </w:pPr>
-            <w:hyperlink w:history="1" r:id="rIdzjlaeslalhbvbdgob3jlo">
+            <w:hyperlink w:history="1" r:id="rIdjvj7faglk7okjtvcnxem0">
               <w:r>
                 <w:rPr>
                   <w:rFonts w:ascii="Arial" w:cs="Arial" w:eastAsia="Arial" w:hAnsi="Arial"/>
@@ -3190,7 +3190,7 @@
               <w:spacing w:after="10" w:before="0"/>
               <w:ind w:left="120"/>
             </w:pPr>
-            <w:hyperlink w:history="1" r:id="rIdsupbgmfiglutptnhjutbg">
+            <w:hyperlink w:history="1" r:id="rIdleu7xf7pt2ttciiwljscp">
               <w:r>
                 <w:rPr>
                   <w:rFonts w:ascii="Arial" w:cs="Arial" w:eastAsia="Arial" w:hAnsi="Arial"/>
@@ -3235,7 +3235,7 @@
             <w:pPr>
               <w:spacing w:after="20" w:before="0"/>
             </w:pPr>
-            <w:hyperlink w:history="1" r:id="rIdcuasx_4kt5fdyc0mgjbde">
+            <w:hyperlink w:history="1" r:id="rIdrcthpiexaawmrzb4br9pt">
               <w:r>
                 <w:rPr>
                   <w:rFonts w:ascii="Arial" w:cs="Arial" w:eastAsia="Arial" w:hAnsi="Arial"/>
@@ -3268,7 +3268,7 @@
               <w:spacing w:after="10" w:before="0"/>
               <w:ind w:left="120"/>
             </w:pPr>
-            <w:hyperlink w:history="1" r:id="rIdqq98pqtu3og0-a8v27o3l">
+            <w:hyperlink w:history="1" r:id="rId-da6jijagjmojtwq7kkg3">
               <w:r>
                 <w:rPr>
                   <w:rFonts w:ascii="Arial" w:cs="Arial" w:eastAsia="Arial" w:hAnsi="Arial"/>
@@ -3468,7 +3468,7 @@
             <w:pPr>
               <w:spacing w:after="20" w:before="0"/>
             </w:pPr>
-            <w:hyperlink w:history="1" r:id="rId33zsavsw39i19l19wz-o7">
+            <w:hyperlink w:history="1" r:id="rIdfirdhjdatmbqzojf6_rya">
               <w:r>
                 <w:rPr>
                   <w:rFonts w:ascii="Arial" w:cs="Arial" w:eastAsia="Arial" w:hAnsi="Arial"/>
@@ -3501,7 +3501,7 @@
               <w:spacing w:after="10" w:before="0"/>
               <w:ind w:left="120"/>
             </w:pPr>
-            <w:hyperlink w:history="1" r:id="rIdkzfuremhrearj9tdi1_lb">
+            <w:hyperlink w:history="1" r:id="rIdzuoecsesv_q6degukrlse">
               <w:r>
                 <w:rPr>
                   <w:rFonts w:ascii="Arial" w:cs="Arial" w:eastAsia="Arial" w:hAnsi="Arial"/>
@@ -3546,7 +3546,7 @@
             <w:pPr>
               <w:spacing w:after="20" w:before="0"/>
             </w:pPr>
-            <w:hyperlink w:history="1" r:id="rIdlmarkw7x0vggbparljeo_">
+            <w:hyperlink w:history="1" r:id="rIdthmrg39-rmzdu5lnqwsy2">
               <w:r>
                 <w:rPr>
                   <w:rFonts w:ascii="Arial" w:cs="Arial" w:eastAsia="Arial" w:hAnsi="Arial"/>
@@ -3579,7 +3579,7 @@
               <w:spacing w:after="10" w:before="0"/>
               <w:ind w:left="120"/>
             </w:pPr>
-            <w:hyperlink w:history="1" r:id="rId-be21vcj0x0hzwpz1dox8">
+            <w:hyperlink w:history="1" r:id="rIdy8bxie8hndmurxjcruolo">
               <w:r>
                 <w:rPr>
                   <w:rFonts w:ascii="Arial" w:cs="Arial" w:eastAsia="Arial" w:hAnsi="Arial"/>
@@ -3779,7 +3779,7 @@
             <w:pPr>
               <w:spacing w:after="20" w:before="0"/>
             </w:pPr>
-            <w:hyperlink w:history="1" r:id="rIdhkb_ggy6dpdwbfx0lmhxe">
+            <w:hyperlink w:history="1" r:id="rId_e2uc766m6ydjkeucz7br">
               <w:r>
                 <w:rPr>
                   <w:rFonts w:ascii="Arial" w:cs="Arial" w:eastAsia="Arial" w:hAnsi="Arial"/>
@@ -3828,7 +3828,7 @@
               <w:spacing w:after="10" w:before="0"/>
               <w:ind w:left="120"/>
             </w:pPr>
-            <w:hyperlink w:history="1" r:id="rIdjicwtzrzaycr1prxnjnor">
+            <w:hyperlink w:history="1" r:id="rId2d4o9bq1uedq_pi4wods_">
               <w:r>
                 <w:rPr>
                   <w:rFonts w:ascii="Arial" w:cs="Arial" w:eastAsia="Arial" w:hAnsi="Arial"/>
@@ -3873,7 +3873,7 @@
             <w:pPr>
               <w:spacing w:after="20" w:before="0"/>
             </w:pPr>
-            <w:hyperlink w:history="1" r:id="rIdpfyb-xverr_xwegmniaix">
+            <w:hyperlink w:history="1" r:id="rIdlshpziqdukljgzqyrjgmo">
               <w:r>
                 <w:rPr>
                   <w:rFonts w:ascii="Arial" w:cs="Arial" w:eastAsia="Arial" w:hAnsi="Arial"/>
@@ -3922,7 +3922,7 @@
               <w:spacing w:after="10" w:before="0"/>
               <w:ind w:left="120"/>
             </w:pPr>
-            <w:hyperlink w:history="1" r:id="rIdd_9ltxcykyflq1rud3ltt">
+            <w:hyperlink w:history="1" r:id="rIdmythsxafbe4tfc1bk42hs">
               <w:r>
                 <w:rPr>
                   <w:rFonts w:ascii="Arial" w:cs="Arial" w:eastAsia="Arial" w:hAnsi="Arial"/>
@@ -4122,7 +4122,7 @@
             <w:pPr>
               <w:spacing w:after="20" w:before="0"/>
             </w:pPr>
-            <w:hyperlink w:history="1" r:id="rId4qyngy_8vbbfkfrokrwyj">
+            <w:hyperlink w:history="1" r:id="rIdoq6vxctpxhcyblx8bhrcq">
               <w:r>
                 <w:rPr>
                   <w:rFonts w:ascii="Arial" w:cs="Arial" w:eastAsia="Arial" w:hAnsi="Arial"/>
@@ -4171,7 +4171,7 @@
               <w:spacing w:after="10" w:before="0"/>
               <w:ind w:left="120"/>
             </w:pPr>
-            <w:hyperlink w:history="1" r:id="rId8buzza7fiegoeonp58jaa">
+            <w:hyperlink w:history="1" r:id="rIdgm2-a8dwf_hp3dbtlf3ve">
               <w:r>
                 <w:rPr>
                   <w:rFonts w:ascii="Arial" w:cs="Arial" w:eastAsia="Arial" w:hAnsi="Arial"/>
@@ -4216,7 +4216,7 @@
             <w:pPr>
               <w:spacing w:after="20" w:before="0"/>
             </w:pPr>
-            <w:hyperlink w:history="1" r:id="rIdlhss-3uy8pqzoxn6o1uvm">
+            <w:hyperlink w:history="1" r:id="rId00sgwglmk1hs8ibswyf92">
               <w:r>
                 <w:rPr>
                   <w:rFonts w:ascii="Arial" w:cs="Arial" w:eastAsia="Arial" w:hAnsi="Arial"/>
@@ -4265,7 +4265,7 @@
               <w:spacing w:after="10" w:before="0"/>
               <w:ind w:left="120"/>
             </w:pPr>
-            <w:hyperlink w:history="1" r:id="rIdab9w9pr674qftzfwz_jd7">
+            <w:hyperlink w:history="1" r:id="rIdtbu1ax4o64xj6iqrsderi">
               <w:r>
                 <w:rPr>
                   <w:rFonts w:ascii="Arial" w:cs="Arial" w:eastAsia="Arial" w:hAnsi="Arial"/>
@@ -4465,7 +4465,7 @@
             <w:pPr>
               <w:spacing w:after="20" w:before="0"/>
             </w:pPr>
-            <w:hyperlink w:history="1" r:id="rIdyx3iyqmaunsfwgmk62bko">
+            <w:hyperlink w:history="1" r:id="rIdveurre0tr3lpqk4o9baxs">
               <w:r>
                 <w:rPr>
                   <w:rFonts w:ascii="Arial" w:cs="Arial" w:eastAsia="Arial" w:hAnsi="Arial"/>
@@ -4514,7 +4514,7 @@
               <w:spacing w:after="10" w:before="0"/>
               <w:ind w:left="120"/>
             </w:pPr>
-            <w:hyperlink w:history="1" r:id="rIdi83yhptx_xqbrbctr5afk">
+            <w:hyperlink w:history="1" r:id="rIdhy_l6pjgv51csxevsxlua">
               <w:r>
                 <w:rPr>
                   <w:rFonts w:ascii="Arial" w:cs="Arial" w:eastAsia="Arial" w:hAnsi="Arial"/>
@@ -4559,7 +4559,7 @@
             <w:pPr>
               <w:spacing w:after="20" w:before="0"/>
             </w:pPr>
-            <w:hyperlink w:history="1" r:id="rIdhy2pzod8p6xyu6e-8f2dn">
+            <w:hyperlink w:history="1" r:id="rIdtc7jlqd5az-s__m9ju4ip">
               <w:r>
                 <w:rPr>
                   <w:rFonts w:ascii="Arial" w:cs="Arial" w:eastAsia="Arial" w:hAnsi="Arial"/>
@@ -4608,7 +4608,7 @@
               <w:spacing w:after="10" w:before="0"/>
               <w:ind w:left="120"/>
             </w:pPr>
-            <w:hyperlink w:history="1" r:id="rIdln4ufqmwpeecviec1invj">
+            <w:hyperlink w:history="1" r:id="rIdihrmhpqdqpspairiugifa">
               <w:r>
                 <w:rPr>
                   <w:rFonts w:ascii="Arial" w:cs="Arial" w:eastAsia="Arial" w:hAnsi="Arial"/>
@@ -5133,7 +5133,7 @@
         </w:rPr>
         <w:t xml:space="preserve">© 2026 SeaVuria and ARES. Aligned with KICD objectives. Developed by SeaVuria; technical implementation by ARES (with AI assistance from Claude). Licensed under </w:t>
       </w:r>
-      <w:hyperlink w:history="1" r:id="rId5lplai3f9w4bgyzubhftw">
+      <w:hyperlink w:history="1" r:id="rIdbicskdks_me6gfernqq9d">
         <w:r>
           <w:rPr>
             <w:rFonts w:ascii="Arial" w:cs="Arial" w:eastAsia="Arial" w:hAnsi="Arial"/>
@@ -5154,7 +5154,7 @@
         </w:rPr>
         <w:t xml:space="preserve"> (</w:t>
       </w:r>
-      <w:hyperlink w:history="1" r:id="rId7fectyu5jrk5ynd0yvrwg">
+      <w:hyperlink w:history="1" r:id="rIdlyah9uggoep4fxj4_sjkd">
         <w:r>
           <w:rPr>
             <w:rFonts w:ascii="Arial" w:cs="Arial" w:eastAsia="Arial" w:hAnsi="Arial"/>
@@ -6194,7 +6194,7 @@
             <w:pPr>
               <w:spacing w:after="20" w:before="0"/>
             </w:pPr>
-            <w:hyperlink w:history="1" r:id="rIdt9ybswyhff1lv_ci81hwq">
+            <w:hyperlink w:history="1" r:id="rIdq_pjupx07k_n1rz5rdidu">
               <w:r>
                 <w:rPr>
                   <w:rFonts w:ascii="Arial" w:cs="Arial" w:eastAsia="Arial" w:hAnsi="Arial"/>
@@ -6227,7 +6227,7 @@
               <w:spacing w:after="10" w:before="0"/>
               <w:ind w:left="120"/>
             </w:pPr>
-            <w:hyperlink w:history="1" r:id="rIdvokbl5fsrwaqjkv1scnxv">
+            <w:hyperlink w:history="1" r:id="rIdwhrsrjslwqu1bilhkmqsw">
               <w:r>
                 <w:rPr>
                   <w:rFonts w:ascii="Arial" w:cs="Arial" w:eastAsia="Arial" w:hAnsi="Arial"/>
@@ -6272,7 +6272,7 @@
             <w:pPr>
               <w:spacing w:after="20" w:before="0"/>
             </w:pPr>
-            <w:hyperlink w:history="1" r:id="rIdeclnyf3pv-lfpz0df-dr3">
+            <w:hyperlink w:history="1" r:id="rIdhd_nyhl2cwe22y4qbgyi0">
               <w:r>
                 <w:rPr>
                   <w:rFonts w:ascii="Arial" w:cs="Arial" w:eastAsia="Arial" w:hAnsi="Arial"/>
@@ -6305,7 +6305,7 @@
               <w:spacing w:after="10" w:before="0"/>
               <w:ind w:left="120"/>
             </w:pPr>
-            <w:hyperlink w:history="1" r:id="rIdrmdyrg8ri_eer5t2cijra">
+            <w:hyperlink w:history="1" r:id="rId3xaseujtb74zp54pw8chv">
               <w:r>
                 <w:rPr>
                   <w:rFonts w:ascii="Arial" w:cs="Arial" w:eastAsia="Arial" w:hAnsi="Arial"/>
@@ -6505,7 +6505,7 @@
             <w:pPr>
               <w:spacing w:after="20" w:before="0"/>
             </w:pPr>
-            <w:hyperlink w:history="1" r:id="rIdfx2tfooy8umdqb3ihrjcz">
+            <w:hyperlink w:history="1" r:id="rIdtv7ctjw--gnxmunu7rxpm">
               <w:r>
                 <w:rPr>
                   <w:rFonts w:ascii="Arial" w:cs="Arial" w:eastAsia="Arial" w:hAnsi="Arial"/>
@@ -6538,7 +6538,7 @@
               <w:spacing w:after="10" w:before="0"/>
               <w:ind w:left="120"/>
             </w:pPr>
-            <w:hyperlink w:history="1" r:id="rIdkr66xjiusklxeiaaqtlhl">
+            <w:hyperlink w:history="1" r:id="rIdomlhevd8afa1k3qqf9et0">
               <w:r>
                 <w:rPr>
                   <w:rFonts w:ascii="Arial" w:cs="Arial" w:eastAsia="Arial" w:hAnsi="Arial"/>
@@ -6583,7 +6583,7 @@
             <w:pPr>
               <w:spacing w:after="20" w:before="0"/>
             </w:pPr>
-            <w:hyperlink w:history="1" r:id="rIdae3trmu_i-fimkh1gcjhy">
+            <w:hyperlink w:history="1" r:id="rIdgsmpabezwlaw8zhuo6-fv">
               <w:r>
                 <w:rPr>
                   <w:rFonts w:ascii="Arial" w:cs="Arial" w:eastAsia="Arial" w:hAnsi="Arial"/>
@@ -6616,7 +6616,7 @@
               <w:spacing w:after="10" w:before="0"/>
               <w:ind w:left="120"/>
             </w:pPr>
-            <w:hyperlink w:history="1" r:id="rIdlo-efow1qmab7msqdl_kq">
+            <w:hyperlink w:history="1" r:id="rId1kmlvba59gaqg5z20dxaa">
               <w:r>
                 <w:rPr>
                   <w:rFonts w:ascii="Arial" w:cs="Arial" w:eastAsia="Arial" w:hAnsi="Arial"/>
@@ -6816,7 +6816,7 @@
             <w:pPr>
               <w:spacing w:after="20" w:before="0"/>
             </w:pPr>
-            <w:hyperlink w:history="1" r:id="rIdnllnrtko4xxnrfo8ebfyh">
+            <w:hyperlink w:history="1" r:id="rIdflvjeds6yaukzxcktzvcl">
               <w:r>
                 <w:rPr>
                   <w:rFonts w:ascii="Arial" w:cs="Arial" w:eastAsia="Arial" w:hAnsi="Arial"/>
@@ -6849,7 +6849,7 @@
               <w:spacing w:after="10" w:before="0"/>
               <w:ind w:left="120"/>
             </w:pPr>
-            <w:hyperlink w:history="1" r:id="rIdzih89ae_mxsukhomfctmf">
+            <w:hyperlink w:history="1" r:id="rIdh1qdq9lsl_vwmiinx6qgk">
               <w:r>
                 <w:rPr>
                   <w:rFonts w:ascii="Arial" w:cs="Arial" w:eastAsia="Arial" w:hAnsi="Arial"/>
@@ -6894,7 +6894,7 @@
             <w:pPr>
               <w:spacing w:after="20" w:before="0"/>
             </w:pPr>
-            <w:hyperlink w:history="1" r:id="rIds5locbfmytjrf-is_1zmc">
+            <w:hyperlink w:history="1" r:id="rId9b_dbz_du5tm7usum0qhh">
               <w:r>
                 <w:rPr>
                   <w:rFonts w:ascii="Arial" w:cs="Arial" w:eastAsia="Arial" w:hAnsi="Arial"/>
@@ -6927,7 +6927,7 @@
               <w:spacing w:after="10" w:before="0"/>
               <w:ind w:left="120"/>
             </w:pPr>
-            <w:hyperlink w:history="1" r:id="rId98n4d0zdnu6k7yax5kie1">
+            <w:hyperlink w:history="1" r:id="rIdcaovkw71planck7xzzf7u">
               <w:r>
                 <w:rPr>
                   <w:rFonts w:ascii="Arial" w:cs="Arial" w:eastAsia="Arial" w:hAnsi="Arial"/>
@@ -7127,7 +7127,7 @@
             <w:pPr>
               <w:spacing w:after="20" w:before="0"/>
             </w:pPr>
-            <w:hyperlink w:history="1" r:id="rIdksreqegf4ytjj77pf0uzb">
+            <w:hyperlink w:history="1" r:id="rIdix6tal2hijmwsetex9dvf">
               <w:r>
                 <w:rPr>
                   <w:rFonts w:ascii="Arial" w:cs="Arial" w:eastAsia="Arial" w:hAnsi="Arial"/>
@@ -7160,7 +7160,7 @@
               <w:spacing w:after="10" w:before="0"/>
               <w:ind w:left="120"/>
             </w:pPr>
-            <w:hyperlink w:history="1" r:id="rIdsgq7o7dzrynf4ts79tajt">
+            <w:hyperlink w:history="1" r:id="rIdknnoptl8fslhflycanfb1">
               <w:r>
                 <w:rPr>
                   <w:rFonts w:ascii="Arial" w:cs="Arial" w:eastAsia="Arial" w:hAnsi="Arial"/>
@@ -7205,7 +7205,7 @@
             <w:pPr>
               <w:spacing w:after="20" w:before="0"/>
             </w:pPr>
-            <w:hyperlink w:history="1" r:id="rIdksdoj9xpxwtfg2zidjerj">
+            <w:hyperlink w:history="1" r:id="rIdfilrbanlcecme_uzpq_r1">
               <w:r>
                 <w:rPr>
                   <w:rFonts w:ascii="Arial" w:cs="Arial" w:eastAsia="Arial" w:hAnsi="Arial"/>
@@ -7238,7 +7238,7 @@
               <w:spacing w:after="10" w:before="0"/>
               <w:ind w:left="120"/>
             </w:pPr>
-            <w:hyperlink w:history="1" r:id="rIdiwpnclxtm0xajzmrsfdx_">
+            <w:hyperlink w:history="1" r:id="rId-fkpo2-h1f2-gjmpek1ln">
               <w:r>
                 <w:rPr>
                   <w:rFonts w:ascii="Arial" w:cs="Arial" w:eastAsia="Arial" w:hAnsi="Arial"/>
@@ -7438,7 +7438,7 @@
             <w:pPr>
               <w:spacing w:after="20" w:before="0"/>
             </w:pPr>
-            <w:hyperlink w:history="1" r:id="rIdzktd7lxvkqsn4fkaobjwa">
+            <w:hyperlink w:history="1" r:id="rIdf6kfhjw56h5l5bkxvatsq">
               <w:r>
                 <w:rPr>
                   <w:rFonts w:ascii="Arial" w:cs="Arial" w:eastAsia="Arial" w:hAnsi="Arial"/>
@@ -7471,7 +7471,7 @@
               <w:spacing w:after="10" w:before="0"/>
               <w:ind w:left="120"/>
             </w:pPr>
-            <w:hyperlink w:history="1" r:id="rIdifbo2q1_di9hd9dx55dbk">
+            <w:hyperlink w:history="1" r:id="rIdloain4zv0eqkirqejygea">
               <w:r>
                 <w:rPr>
                   <w:rFonts w:ascii="Arial" w:cs="Arial" w:eastAsia="Arial" w:hAnsi="Arial"/>
@@ -7516,7 +7516,7 @@
             <w:pPr>
               <w:spacing w:after="20" w:before="0"/>
             </w:pPr>
-            <w:hyperlink w:history="1" r:id="rIdxkqmjxdc90awpchzace6n">
+            <w:hyperlink w:history="1" r:id="rIdljmewinqskgymjmiocvbo">
               <w:r>
                 <w:rPr>
                   <w:rFonts w:ascii="Arial" w:cs="Arial" w:eastAsia="Arial" w:hAnsi="Arial"/>
@@ -7549,7 +7549,7 @@
               <w:spacing w:after="10" w:before="0"/>
               <w:ind w:left="120"/>
             </w:pPr>
-            <w:hyperlink w:history="1" r:id="rIdy8gu0fx6jetb53xlue7hq">
+            <w:hyperlink w:history="1" r:id="rIduucj6jbrhlsn94r3bddia">
               <w:r>
                 <w:rPr>
                   <w:rFonts w:ascii="Arial" w:cs="Arial" w:eastAsia="Arial" w:hAnsi="Arial"/>
@@ -8074,7 +8074,7 @@
         </w:rPr>
         <w:t xml:space="preserve">© 2026 SeaVuria and ARES. Aligned with KICD objectives. Developed by SeaVuria; technical implementation by ARES (with AI assistance from Claude). Licensed under </w:t>
       </w:r>
-      <w:hyperlink w:history="1" r:id="rIdnj_w_kvxj_h62caug6xjh">
+      <w:hyperlink w:history="1" r:id="rIdw4p9mm_shye80hr4sbena">
         <w:r>
           <w:rPr>
             <w:rFonts w:ascii="Arial" w:cs="Arial" w:eastAsia="Arial" w:hAnsi="Arial"/>
@@ -8095,7 +8095,7 @@
         </w:rPr>
         <w:t xml:space="preserve"> (</w:t>
       </w:r>
-      <w:hyperlink w:history="1" r:id="rIdnr7hp8o3ihs5e3kff9_x0">
+      <w:hyperlink w:history="1" r:id="rIdmcdkuaklfxkcs1rkon0c6">
         <w:r>
           <w:rPr>
             <w:rFonts w:ascii="Arial" w:cs="Arial" w:eastAsia="Arial" w:hAnsi="Arial"/>
@@ -9135,7 +9135,7 @@
             <w:pPr>
               <w:spacing w:after="20" w:before="0"/>
             </w:pPr>
-            <w:hyperlink w:history="1" r:id="rIdcz4pv7rbtm_d2wr3j6dyw">
+            <w:hyperlink w:history="1" r:id="rIdgjexmytljp1oleup93ikr">
               <w:r>
                 <w:rPr>
                   <w:rFonts w:ascii="Arial" w:cs="Arial" w:eastAsia="Arial" w:hAnsi="Arial"/>
@@ -9168,7 +9168,7 @@
               <w:spacing w:after="10" w:before="0"/>
               <w:ind w:left="120"/>
             </w:pPr>
-            <w:hyperlink w:history="1" r:id="rIdrutgzbp5hmdm2pyr-5wfb">
+            <w:hyperlink w:history="1" r:id="rIdc-fcgyr0nulg3-vachh6_">
               <w:r>
                 <w:rPr>
                   <w:rFonts w:ascii="Arial" w:cs="Arial" w:eastAsia="Arial" w:hAnsi="Arial"/>
@@ -9213,7 +9213,7 @@
             <w:pPr>
               <w:spacing w:after="20" w:before="0"/>
             </w:pPr>
-            <w:hyperlink w:history="1" r:id="rIdtwcn7n6crh_zxgh1buio5">
+            <w:hyperlink w:history="1" r:id="rId9njbozk4r3okzd2pr9sy6">
               <w:r>
                 <w:rPr>
                   <w:rFonts w:ascii="Arial" w:cs="Arial" w:eastAsia="Arial" w:hAnsi="Arial"/>
@@ -9246,7 +9246,7 @@
               <w:spacing w:after="10" w:before="0"/>
               <w:ind w:left="120"/>
             </w:pPr>
-            <w:hyperlink w:history="1" r:id="rIdjczdlwpadofsydgzmvrum">
+            <w:hyperlink w:history="1" r:id="rIdguftpzu7pe8wluxfegp6l">
               <w:r>
                 <w:rPr>
                   <w:rFonts w:ascii="Arial" w:cs="Arial" w:eastAsia="Arial" w:hAnsi="Arial"/>
@@ -9446,7 +9446,7 @@
             <w:pPr>
               <w:spacing w:after="20" w:before="0"/>
             </w:pPr>
-            <w:hyperlink w:history="1" r:id="rId1abva_nkdud61hbgm7tfh">
+            <w:hyperlink w:history="1" r:id="rId3flhudlsekrudiwns24-e">
               <w:r>
                 <w:rPr>
                   <w:rFonts w:ascii="Arial" w:cs="Arial" w:eastAsia="Arial" w:hAnsi="Arial"/>
@@ -9479,7 +9479,7 @@
               <w:spacing w:after="10" w:before="0"/>
               <w:ind w:left="120"/>
             </w:pPr>
-            <w:hyperlink w:history="1" r:id="rIdegmnzqj4ha_mdwbz_vuko">
+            <w:hyperlink w:history="1" r:id="rIdr15xljkdy9id-g_veoiqp">
               <w:r>
                 <w:rPr>
                   <w:rFonts w:ascii="Arial" w:cs="Arial" w:eastAsia="Arial" w:hAnsi="Arial"/>
@@ -9524,7 +9524,7 @@
             <w:pPr>
               <w:spacing w:after="20" w:before="0"/>
             </w:pPr>
-            <w:hyperlink w:history="1" r:id="rIdffcr9i1pehkiuel6zb9ex">
+            <w:hyperlink w:history="1" r:id="rIdr47y9hzq5aojm27jkhjs0">
               <w:r>
                 <w:rPr>
                   <w:rFonts w:ascii="Arial" w:cs="Arial" w:eastAsia="Arial" w:hAnsi="Arial"/>
@@ -9557,7 +9557,7 @@
               <w:spacing w:after="10" w:before="0"/>
               <w:ind w:left="120"/>
             </w:pPr>
-            <w:hyperlink w:history="1" r:id="rIde-_-csshdqza8rssaku75">
+            <w:hyperlink w:history="1" r:id="rIdwwfzmrwc3-byp4jwawtxv">
               <w:r>
                 <w:rPr>
                   <w:rFonts w:ascii="Arial" w:cs="Arial" w:eastAsia="Arial" w:hAnsi="Arial"/>
@@ -9757,7 +9757,7 @@
             <w:pPr>
               <w:spacing w:after="20" w:before="0"/>
             </w:pPr>
-            <w:hyperlink w:history="1" r:id="rId3hdftbaqhbia4uii-8vi1">
+            <w:hyperlink w:history="1" r:id="rIdw9jogwe7ra74f8qa9ykmy">
               <w:r>
                 <w:rPr>
                   <w:rFonts w:ascii="Arial" w:cs="Arial" w:eastAsia="Arial" w:hAnsi="Arial"/>
@@ -9790,7 +9790,7 @@
               <w:spacing w:after="10" w:before="0"/>
               <w:ind w:left="120"/>
             </w:pPr>
-            <w:hyperlink w:history="1" r:id="rIdyun0wmj1kgyvbwje9cqnc">
+            <w:hyperlink w:history="1" r:id="rId7pwd17n2coecca5gk_whs">
               <w:r>
                 <w:rPr>
                   <w:rFonts w:ascii="Arial" w:cs="Arial" w:eastAsia="Arial" w:hAnsi="Arial"/>
@@ -9835,7 +9835,7 @@
             <w:pPr>
               <w:spacing w:after="20" w:before="0"/>
             </w:pPr>
-            <w:hyperlink w:history="1" r:id="rIdf-fsiehfv1lm-smwqxwdo">
+            <w:hyperlink w:history="1" r:id="rIduvef-tgqqnlrek1zcwnwa">
               <w:r>
                 <w:rPr>
                   <w:rFonts w:ascii="Arial" w:cs="Arial" w:eastAsia="Arial" w:hAnsi="Arial"/>
@@ -9868,7 +9868,7 @@
               <w:spacing w:after="10" w:before="0"/>
               <w:ind w:left="120"/>
             </w:pPr>
-            <w:hyperlink w:history="1" r:id="rIdsr5wfnvmq-aagxxikwifo">
+            <w:hyperlink w:history="1" r:id="rIdvr63_wbu_k76ymcghevsg">
               <w:r>
                 <w:rPr>
                   <w:rFonts w:ascii="Arial" w:cs="Arial" w:eastAsia="Arial" w:hAnsi="Arial"/>
@@ -10068,7 +10068,7 @@
             <w:pPr>
               <w:spacing w:after="20" w:before="0"/>
             </w:pPr>
-            <w:hyperlink w:history="1" r:id="rId9w2_vs0fzrhyvrcmuy_pk">
+            <w:hyperlink w:history="1" r:id="rIdaytrm047iryf3cbqblpwf">
               <w:r>
                 <w:rPr>
                   <w:rFonts w:ascii="Arial" w:cs="Arial" w:eastAsia="Arial" w:hAnsi="Arial"/>
@@ -10101,7 +10101,7 @@
               <w:spacing w:after="10" w:before="0"/>
               <w:ind w:left="120"/>
             </w:pPr>
-            <w:hyperlink w:history="1" r:id="rIdykoyq2qomdqfp4uzdiusy">
+            <w:hyperlink w:history="1" r:id="rIdv60xbrcc97mvdygrncq_3">
               <w:r>
                 <w:rPr>
                   <w:rFonts w:ascii="Arial" w:cs="Arial" w:eastAsia="Arial" w:hAnsi="Arial"/>
@@ -10146,7 +10146,7 @@
             <w:pPr>
               <w:spacing w:after="20" w:before="0"/>
             </w:pPr>
-            <w:hyperlink w:history="1" r:id="rIdq5fotdoeimek4metl494h">
+            <w:hyperlink w:history="1" r:id="rId1wqzkllck1u20e-fk8fcn">
               <w:r>
                 <w:rPr>
                   <w:rFonts w:ascii="Arial" w:cs="Arial" w:eastAsia="Arial" w:hAnsi="Arial"/>
@@ -10179,7 +10179,7 @@
               <w:spacing w:after="10" w:before="0"/>
               <w:ind w:left="120"/>
             </w:pPr>
-            <w:hyperlink w:history="1" r:id="rId4wrquorjogdgi8moycfby">
+            <w:hyperlink w:history="1" r:id="rIdwv85w4grlprb7zwazag3s">
               <w:r>
                 <w:rPr>
                   <w:rFonts w:ascii="Arial" w:cs="Arial" w:eastAsia="Arial" w:hAnsi="Arial"/>
@@ -10379,7 +10379,7 @@
             <w:pPr>
               <w:spacing w:after="20" w:before="0"/>
             </w:pPr>
-            <w:hyperlink w:history="1" r:id="rId4z3mzek1ruf_1zf7szn9s">
+            <w:hyperlink w:history="1" r:id="rIdjaanquqjrobgfbjxhchon">
               <w:r>
                 <w:rPr>
                   <w:rFonts w:ascii="Arial" w:cs="Arial" w:eastAsia="Arial" w:hAnsi="Arial"/>
@@ -10412,7 +10412,7 @@
               <w:spacing w:after="10" w:before="0"/>
               <w:ind w:left="120"/>
             </w:pPr>
-            <w:hyperlink w:history="1" r:id="rIduon9sfpyajnwzc-gck78e">
+            <w:hyperlink w:history="1" r:id="rIdjakcwfpewqf5din2wecpz">
               <w:r>
                 <w:rPr>
                   <w:rFonts w:ascii="Arial" w:cs="Arial" w:eastAsia="Arial" w:hAnsi="Arial"/>
@@ -10457,7 +10457,7 @@
             <w:pPr>
               <w:spacing w:after="20" w:before="0"/>
             </w:pPr>
-            <w:hyperlink w:history="1" r:id="rIdjtrylrcpre497ofcbdd21">
+            <w:hyperlink w:history="1" r:id="rId1d_tgubhkvczun5prg_nf">
               <w:r>
                 <w:rPr>
                   <w:rFonts w:ascii="Arial" w:cs="Arial" w:eastAsia="Arial" w:hAnsi="Arial"/>
@@ -10506,7 +10506,7 @@
               <w:spacing w:after="10" w:before="0"/>
               <w:ind w:left="120"/>
             </w:pPr>
-            <w:hyperlink w:history="1" r:id="rIdeq-4iiuiokc9lnlhsflnj">
+            <w:hyperlink w:history="1" r:id="rIdjkmnkqnuocn2x7-yauvlm">
               <w:r>
                 <w:rPr>
                   <w:rFonts w:ascii="Arial" w:cs="Arial" w:eastAsia="Arial" w:hAnsi="Arial"/>
@@ -11031,7 +11031,7 @@
         </w:rPr>
         <w:t xml:space="preserve">© 2026 SeaVuria and ARES. Aligned with KICD objectives. Developed by SeaVuria; technical implementation by ARES (with AI assistance from Claude). Licensed under </w:t>
       </w:r>
-      <w:hyperlink w:history="1" r:id="rIdfuwnwzy_b1p86otfd3npx">
+      <w:hyperlink w:history="1" r:id="rIda9rjtt0hofprx4g5gkfck">
         <w:r>
           <w:rPr>
             <w:rFonts w:ascii="Arial" w:cs="Arial" w:eastAsia="Arial" w:hAnsi="Arial"/>
@@ -11052,7 +11052,7 @@
         </w:rPr>
         <w:t xml:space="preserve"> (</w:t>
       </w:r>
-      <w:hyperlink w:history="1" r:id="rIdkg1b2grxgnkctdb0jmyba">
+      <w:hyperlink w:history="1" r:id="rIdft-v1tfpjix0w2y4ksepb">
         <w:r>
           <w:rPr>
             <w:rFonts w:ascii="Arial" w:cs="Arial" w:eastAsia="Arial" w:hAnsi="Arial"/>
@@ -12092,7 +12092,7 @@
             <w:pPr>
               <w:spacing w:after="20" w:before="0"/>
             </w:pPr>
-            <w:hyperlink w:history="1" r:id="rIdrsf61okm4cgureuifkkqg">
+            <w:hyperlink w:history="1" r:id="rId7ryggazgd5h5al6z1guju">
               <w:r>
                 <w:rPr>
                   <w:rFonts w:ascii="Arial" w:cs="Arial" w:eastAsia="Arial" w:hAnsi="Arial"/>
@@ -12125,7 +12125,7 @@
               <w:spacing w:after="10" w:before="0"/>
               <w:ind w:left="120"/>
             </w:pPr>
-            <w:hyperlink w:history="1" r:id="rIdfachrf7t7bszxqd-4z2za">
+            <w:hyperlink w:history="1" r:id="rIdttdytzr-nskofkhmwdno-">
               <w:r>
                 <w:rPr>
                   <w:rFonts w:ascii="Arial" w:cs="Arial" w:eastAsia="Arial" w:hAnsi="Arial"/>
@@ -12170,7 +12170,7 @@
             <w:pPr>
               <w:spacing w:after="20" w:before="0"/>
             </w:pPr>
-            <w:hyperlink w:history="1" r:id="rIdb4y6h_pzxozwxaguvlitx">
+            <w:hyperlink w:history="1" r:id="rIducyocllcota7cfynn8tau">
               <w:r>
                 <w:rPr>
                   <w:rFonts w:ascii="Arial" w:cs="Arial" w:eastAsia="Arial" w:hAnsi="Arial"/>
@@ -12203,7 +12203,7 @@
               <w:spacing w:after="10" w:before="0"/>
               <w:ind w:left="120"/>
             </w:pPr>
-            <w:hyperlink w:history="1" r:id="rId493no5pnpyhdq-8qmeezr">
+            <w:hyperlink w:history="1" r:id="rIdtk3e2p4mvde352ln3uafz">
               <w:r>
                 <w:rPr>
                   <w:rFonts w:ascii="Arial" w:cs="Arial" w:eastAsia="Arial" w:hAnsi="Arial"/>
@@ -12403,7 +12403,7 @@
             <w:pPr>
               <w:spacing w:after="20" w:before="0"/>
             </w:pPr>
-            <w:hyperlink w:history="1" r:id="rIdnbzregjwfzk9ile1s4h1y">
+            <w:hyperlink w:history="1" r:id="rIdrrxf4b32pglonmj9ud7am">
               <w:r>
                 <w:rPr>
                   <w:rFonts w:ascii="Arial" w:cs="Arial" w:eastAsia="Arial" w:hAnsi="Arial"/>
@@ -12436,7 +12436,7 @@
               <w:spacing w:after="10" w:before="0"/>
               <w:ind w:left="120"/>
             </w:pPr>
-            <w:hyperlink w:history="1" r:id="rIdaumgbh0acdp5lolkgaaju">
+            <w:hyperlink w:history="1" r:id="rId4p6bf2zahuq9lnj0c6eyg">
               <w:r>
                 <w:rPr>
                   <w:rFonts w:ascii="Arial" w:cs="Arial" w:eastAsia="Arial" w:hAnsi="Arial"/>
@@ -12481,7 +12481,7 @@
             <w:pPr>
               <w:spacing w:after="20" w:before="0"/>
             </w:pPr>
-            <w:hyperlink w:history="1" r:id="rIdck2air93itds1o4itvw8f">
+            <w:hyperlink w:history="1" r:id="rId-soxlu4f0q5lqjuapdft-">
               <w:r>
                 <w:rPr>
                   <w:rFonts w:ascii="Arial" w:cs="Arial" w:eastAsia="Arial" w:hAnsi="Arial"/>
@@ -12514,7 +12514,7 @@
               <w:spacing w:after="10" w:before="0"/>
               <w:ind w:left="120"/>
             </w:pPr>
-            <w:hyperlink w:history="1" r:id="rIduewcaahzbgr808wd2urqa">
+            <w:hyperlink w:history="1" r:id="rId1hvtzadmzylvjgwxnjh6s">
               <w:r>
                 <w:rPr>
                   <w:rFonts w:ascii="Arial" w:cs="Arial" w:eastAsia="Arial" w:hAnsi="Arial"/>
@@ -12714,7 +12714,7 @@
             <w:pPr>
               <w:spacing w:after="20" w:before="0"/>
             </w:pPr>
-            <w:hyperlink w:history="1" r:id="rIddpddp6g0-ck57wt45sslf">
+            <w:hyperlink w:history="1" r:id="rId675ommjc_xaffnve7hgs8">
               <w:r>
                 <w:rPr>
                   <w:rFonts w:ascii="Arial" w:cs="Arial" w:eastAsia="Arial" w:hAnsi="Arial"/>
@@ -12747,7 +12747,7 @@
               <w:spacing w:after="10" w:before="0"/>
               <w:ind w:left="120"/>
             </w:pPr>
-            <w:hyperlink w:history="1" r:id="rId5fzpvnohscrpkbgley3zg">
+            <w:hyperlink w:history="1" r:id="rIdb-ijttqoriyayl2ks-e8b">
               <w:r>
                 <w:rPr>
                   <w:rFonts w:ascii="Arial" w:cs="Arial" w:eastAsia="Arial" w:hAnsi="Arial"/>
@@ -12792,7 +12792,7 @@
             <w:pPr>
               <w:spacing w:after="20" w:before="0"/>
             </w:pPr>
-            <w:hyperlink w:history="1" r:id="rId8p54ae2_fsbfbea2ua3yh">
+            <w:hyperlink w:history="1" r:id="rId4hooatd5wyuzz_tyi-in1">
               <w:r>
                 <w:rPr>
                   <w:rFonts w:ascii="Arial" w:cs="Arial" w:eastAsia="Arial" w:hAnsi="Arial"/>
@@ -12841,7 +12841,7 @@
               <w:spacing w:after="10" w:before="0"/>
               <w:ind w:left="120"/>
             </w:pPr>
-            <w:hyperlink w:history="1" r:id="rIdrdh0fqbyjjk0nkkoic2er">
+            <w:hyperlink w:history="1" r:id="rIddo8g2nfsh3m0h2lgjekmx">
               <w:r>
                 <w:rPr>
                   <w:rFonts w:ascii="Arial" w:cs="Arial" w:eastAsia="Arial" w:hAnsi="Arial"/>
@@ -13041,7 +13041,7 @@
             <w:pPr>
               <w:spacing w:after="20" w:before="0"/>
             </w:pPr>
-            <w:hyperlink w:history="1" r:id="rIdixnsremqxpm6xp5cndcml">
+            <w:hyperlink w:history="1" r:id="rIdmxy78049fwzo5oixt6uur">
               <w:r>
                 <w:rPr>
                   <w:rFonts w:ascii="Arial" w:cs="Arial" w:eastAsia="Arial" w:hAnsi="Arial"/>
@@ -13074,7 +13074,7 @@
               <w:spacing w:after="10" w:before="0"/>
               <w:ind w:left="120"/>
             </w:pPr>
-            <w:hyperlink w:history="1" r:id="rIdtfrnrwn8bfazbaldk9i_3">
+            <w:hyperlink w:history="1" r:id="rId5y-svfdfm3tz10ztlgn2e">
               <w:r>
                 <w:rPr>
                   <w:rFonts w:ascii="Arial" w:cs="Arial" w:eastAsia="Arial" w:hAnsi="Arial"/>
@@ -13119,7 +13119,7 @@
             <w:pPr>
               <w:spacing w:after="20" w:before="0"/>
             </w:pPr>
-            <w:hyperlink w:history="1" r:id="rId_jnbykjt5xl4iistjhhhk">
+            <w:hyperlink w:history="1" r:id="rIdtp_ogtqlh5kdc9sf8beyw">
               <w:r>
                 <w:rPr>
                   <w:rFonts w:ascii="Arial" w:cs="Arial" w:eastAsia="Arial" w:hAnsi="Arial"/>
@@ -13168,7 +13168,7 @@
               <w:spacing w:after="10" w:before="0"/>
               <w:ind w:left="120"/>
             </w:pPr>
-            <w:hyperlink w:history="1" r:id="rId8a4npl5qqijufxnbxjr3a">
+            <w:hyperlink w:history="1" r:id="rIdsmfl6ojzzet6m84o_yavl">
               <w:r>
                 <w:rPr>
                   <w:rFonts w:ascii="Arial" w:cs="Arial" w:eastAsia="Arial" w:hAnsi="Arial"/>
@@ -13368,7 +13368,7 @@
             <w:pPr>
               <w:spacing w:after="20" w:before="0"/>
             </w:pPr>
-            <w:hyperlink w:history="1" r:id="rIdot86dvlgzohyeoznjutod">
+            <w:hyperlink w:history="1" r:id="rIdjnqhztin9kv-1w_a0tumq">
               <w:r>
                 <w:rPr>
                   <w:rFonts w:ascii="Arial" w:cs="Arial" w:eastAsia="Arial" w:hAnsi="Arial"/>
@@ -13401,7 +13401,7 @@
               <w:spacing w:after="10" w:before="0"/>
               <w:ind w:left="120"/>
             </w:pPr>
-            <w:hyperlink w:history="1" r:id="rIdyzm1lokbdthfumkq9kdci">
+            <w:hyperlink w:history="1" r:id="rIdmqcpy34quh9uoa6vbquap">
               <w:r>
                 <w:rPr>
                   <w:rFonts w:ascii="Arial" w:cs="Arial" w:eastAsia="Arial" w:hAnsi="Arial"/>
@@ -13446,7 +13446,7 @@
             <w:pPr>
               <w:spacing w:after="20" w:before="0"/>
             </w:pPr>
-            <w:hyperlink w:history="1" r:id="rIdodo-xix9oh3byxxltwrq_">
+            <w:hyperlink w:history="1" r:id="rIdjhwi3rksj2sl7pt8ui56x">
               <w:r>
                 <w:rPr>
                   <w:rFonts w:ascii="Arial" w:cs="Arial" w:eastAsia="Arial" w:hAnsi="Arial"/>
@@ -13495,7 +13495,7 @@
               <w:spacing w:after="10" w:before="0"/>
               <w:ind w:left="120"/>
             </w:pPr>
-            <w:hyperlink w:history="1" r:id="rIdu4gimvodoedqupimo8qwe">
+            <w:hyperlink w:history="1" r:id="rIdmlark83dvpmarvj3rum5s">
               <w:r>
                 <w:rPr>
                   <w:rFonts w:ascii="Arial" w:cs="Arial" w:eastAsia="Arial" w:hAnsi="Arial"/>
@@ -14020,7 +14020,7 @@
         </w:rPr>
         <w:t xml:space="preserve">© 2026 SeaVuria and ARES. Aligned with KICD objectives. Developed by SeaVuria; technical implementation by ARES (with AI assistance from Claude). Licensed under </w:t>
       </w:r>
-      <w:hyperlink w:history="1" r:id="rIdek8lm-0tj7mvvdkefoboa">
+      <w:hyperlink w:history="1" r:id="rIdib19zkyl8yjo1esj3dh7t">
         <w:r>
           <w:rPr>
             <w:rFonts w:ascii="Arial" w:cs="Arial" w:eastAsia="Arial" w:hAnsi="Arial"/>
@@ -14041,7 +14041,7 @@
         </w:rPr>
         <w:t xml:space="preserve"> (</w:t>
       </w:r>
-      <w:hyperlink w:history="1" r:id="rIdsqkerfxczyyqhk1rasitb">
+      <w:hyperlink w:history="1" r:id="rIdzisevwqt1_cvj_ahx0ket">
         <w:r>
           <w:rPr>
             <w:rFonts w:ascii="Arial" w:cs="Arial" w:eastAsia="Arial" w:hAnsi="Arial"/>
@@ -15081,7 +15081,7 @@
             <w:pPr>
               <w:spacing w:after="20" w:before="0"/>
             </w:pPr>
-            <w:hyperlink w:history="1" r:id="rIdw-ftb3wk9uhawdrhdl7kg">
+            <w:hyperlink w:history="1" r:id="rIdboxklzdv067lt9xyxdfxq">
               <w:r>
                 <w:rPr>
                   <w:rFonts w:ascii="Arial" w:cs="Arial" w:eastAsia="Arial" w:hAnsi="Arial"/>
@@ -15114,7 +15114,7 @@
               <w:spacing w:after="10" w:before="0"/>
               <w:ind w:left="120"/>
             </w:pPr>
-            <w:hyperlink w:history="1" r:id="rId_5niyvxck390-yu4tjyj0">
+            <w:hyperlink w:history="1" r:id="rIdbrxkbnfcsjtxdeynx-eif">
               <w:r>
                 <w:rPr>
                   <w:rFonts w:ascii="Arial" w:cs="Arial" w:eastAsia="Arial" w:hAnsi="Arial"/>
@@ -15159,7 +15159,7 @@
             <w:pPr>
               <w:spacing w:after="20" w:before="0"/>
             </w:pPr>
-            <w:hyperlink w:history="1" r:id="rIdjlumip0iqpiwy31ubmkkx">
+            <w:hyperlink w:history="1" r:id="rIdn9yysljjdvloea2b4djej">
               <w:r>
                 <w:rPr>
                   <w:rFonts w:ascii="Arial" w:cs="Arial" w:eastAsia="Arial" w:hAnsi="Arial"/>
@@ -15192,7 +15192,7 @@
               <w:spacing w:after="10" w:before="0"/>
               <w:ind w:left="120"/>
             </w:pPr>
-            <w:hyperlink w:history="1" r:id="rIdwx71k8ne9scymyqmrrtby">
+            <w:hyperlink w:history="1" r:id="rIdba718w2tdppkv0o_zm8n1">
               <w:r>
                 <w:rPr>
                   <w:rFonts w:ascii="Arial" w:cs="Arial" w:eastAsia="Arial" w:hAnsi="Arial"/>
@@ -15392,7 +15392,7 @@
             <w:pPr>
               <w:spacing w:after="20" w:before="0"/>
             </w:pPr>
-            <w:hyperlink w:history="1" r:id="rIda1j907v_7_nk2_k5ng8yc">
+            <w:hyperlink w:history="1" r:id="rId-ses_arxdzcntiebz8ifk">
               <w:r>
                 <w:rPr>
                   <w:rFonts w:ascii="Arial" w:cs="Arial" w:eastAsia="Arial" w:hAnsi="Arial"/>
@@ -15425,7 +15425,7 @@
               <w:spacing w:after="10" w:before="0"/>
               <w:ind w:left="120"/>
             </w:pPr>
-            <w:hyperlink w:history="1" r:id="rIdqmfmuis563cggzpq7setu">
+            <w:hyperlink w:history="1" r:id="rIdr-lu4x3rovywki821usss">
               <w:r>
                 <w:rPr>
                   <w:rFonts w:ascii="Arial" w:cs="Arial" w:eastAsia="Arial" w:hAnsi="Arial"/>
@@ -15470,7 +15470,7 @@
             <w:pPr>
               <w:spacing w:after="20" w:before="0"/>
             </w:pPr>
-            <w:hyperlink w:history="1" r:id="rIdmcgcjtahnoh0t_xykaxte">
+            <w:hyperlink w:history="1" r:id="rIdtqjyxiqivfkvy3laszoxg">
               <w:r>
                 <w:rPr>
                   <w:rFonts w:ascii="Arial" w:cs="Arial" w:eastAsia="Arial" w:hAnsi="Arial"/>
@@ -15503,7 +15503,7 @@
               <w:spacing w:after="10" w:before="0"/>
               <w:ind w:left="120"/>
             </w:pPr>
-            <w:hyperlink w:history="1" r:id="rIdvxnlat8pvf4u1q-psjvlc">
+            <w:hyperlink w:history="1" r:id="rIdtbgo8jg4z-mkfpr8w90-d">
               <w:r>
                 <w:rPr>
                   <w:rFonts w:ascii="Arial" w:cs="Arial" w:eastAsia="Arial" w:hAnsi="Arial"/>
@@ -15703,7 +15703,7 @@
             <w:pPr>
               <w:spacing w:after="20" w:before="0"/>
             </w:pPr>
-            <w:hyperlink w:history="1" r:id="rId3iwt6qmz6133uhdbry6kx">
+            <w:hyperlink w:history="1" r:id="rIddax5qonn6fbh-mm9wf4sj">
               <w:r>
                 <w:rPr>
                   <w:rFonts w:ascii="Arial" w:cs="Arial" w:eastAsia="Arial" w:hAnsi="Arial"/>
@@ -15752,7 +15752,7 @@
               <w:spacing w:after="10" w:before="0"/>
               <w:ind w:left="120"/>
             </w:pPr>
-            <w:hyperlink w:history="1" r:id="rIdp_yztyebl-64h7my4y6nv">
+            <w:hyperlink w:history="1" r:id="rIdgi7fwubxzdkec7ac7awwi">
               <w:r>
                 <w:rPr>
                   <w:rFonts w:ascii="Arial" w:cs="Arial" w:eastAsia="Arial" w:hAnsi="Arial"/>
@@ -15797,7 +15797,7 @@
             <w:pPr>
               <w:spacing w:after="20" w:before="0"/>
             </w:pPr>
-            <w:hyperlink w:history="1" r:id="rIdljw3l8nuwj28b045xnq8d">
+            <w:hyperlink w:history="1" r:id="rId8tlb8mcwzbbgwhlo_wm0t">
               <w:r>
                 <w:rPr>
                   <w:rFonts w:ascii="Arial" w:cs="Arial" w:eastAsia="Arial" w:hAnsi="Arial"/>
@@ -15846,7 +15846,7 @@
               <w:spacing w:after="10" w:before="0"/>
               <w:ind w:left="120"/>
             </w:pPr>
-            <w:hyperlink w:history="1" r:id="rId8mqz0rbf0cswak8ks2bej">
+            <w:hyperlink w:history="1" r:id="rIdbop47owxwl7f26npqttbl">
               <w:r>
                 <w:rPr>
                   <w:rFonts w:ascii="Arial" w:cs="Arial" w:eastAsia="Arial" w:hAnsi="Arial"/>
@@ -16046,7 +16046,7 @@
             <w:pPr>
               <w:spacing w:after="20" w:before="0"/>
             </w:pPr>
-            <w:hyperlink w:history="1" r:id="rIdvw7alp91f1a46r-qxdfvq">
+            <w:hyperlink w:history="1" r:id="rId0w4fggmvdraxu-fffdcnm">
               <w:r>
                 <w:rPr>
                   <w:rFonts w:ascii="Arial" w:cs="Arial" w:eastAsia="Arial" w:hAnsi="Arial"/>
@@ -16095,7 +16095,7 @@
               <w:spacing w:after="10" w:before="0"/>
               <w:ind w:left="120"/>
             </w:pPr>
-            <w:hyperlink w:history="1" r:id="rIdj74iqy8e7gr0hrx3rvtym">
+            <w:hyperlink w:history="1" r:id="rIdhizrwi4ly24vhxjkcpahz">
               <w:r>
                 <w:rPr>
                   <w:rFonts w:ascii="Arial" w:cs="Arial" w:eastAsia="Arial" w:hAnsi="Arial"/>
@@ -16140,7 +16140,7 @@
             <w:pPr>
               <w:spacing w:after="20" w:before="0"/>
             </w:pPr>
-            <w:hyperlink w:history="1" r:id="rId-cmsuukf6lqjqcex1n3dw">
+            <w:hyperlink w:history="1" r:id="rIdti6ktk_1hdohcsqxadsuo">
               <w:r>
                 <w:rPr>
                   <w:rFonts w:ascii="Arial" w:cs="Arial" w:eastAsia="Arial" w:hAnsi="Arial"/>
@@ -16189,7 +16189,7 @@
               <w:spacing w:after="10" w:before="0"/>
               <w:ind w:left="120"/>
             </w:pPr>
-            <w:hyperlink w:history="1" r:id="rIdil_iy0m7sgmi4xowmd98q">
+            <w:hyperlink w:history="1" r:id="rIdo1q6jahl-ciqbquryvzs5">
               <w:r>
                 <w:rPr>
                   <w:rFonts w:ascii="Arial" w:cs="Arial" w:eastAsia="Arial" w:hAnsi="Arial"/>
@@ -16389,7 +16389,7 @@
             <w:pPr>
               <w:spacing w:after="20" w:before="0"/>
             </w:pPr>
-            <w:hyperlink w:history="1" r:id="rId07roqz1ucedtaqmbpbca2">
+            <w:hyperlink w:history="1" r:id="rIdu-osr6bbfk47txzq3tcax">
               <w:r>
                 <w:rPr>
                   <w:rFonts w:ascii="Arial" w:cs="Arial" w:eastAsia="Arial" w:hAnsi="Arial"/>
@@ -16438,7 +16438,7 @@
               <w:spacing w:after="10" w:before="0"/>
               <w:ind w:left="120"/>
             </w:pPr>
-            <w:hyperlink w:history="1" r:id="rIdotgm-aj_ohgtqek99kfzp">
+            <w:hyperlink w:history="1" r:id="rIdqaijf-rdc4pzd71z9tkpr">
               <w:r>
                 <w:rPr>
                   <w:rFonts w:ascii="Arial" w:cs="Arial" w:eastAsia="Arial" w:hAnsi="Arial"/>
@@ -16483,7 +16483,7 @@
             <w:pPr>
               <w:spacing w:after="20" w:before="0"/>
             </w:pPr>
-            <w:hyperlink w:history="1" r:id="rIdtahmxxkzg6lviswmgbali">
+            <w:hyperlink w:history="1" r:id="rIdndcb5ipzfruwypx93_lg-">
               <w:r>
                 <w:rPr>
                   <w:rFonts w:ascii="Arial" w:cs="Arial" w:eastAsia="Arial" w:hAnsi="Arial"/>
@@ -16532,7 +16532,7 @@
               <w:spacing w:after="10" w:before="0"/>
               <w:ind w:left="120"/>
             </w:pPr>
-            <w:hyperlink w:history="1" r:id="rIdozhobms7zmj-e3vo9au-w">
+            <w:hyperlink w:history="1" r:id="rIda8z6_cs6c57f5lndtjy23">
               <w:r>
                 <w:rPr>
                   <w:rFonts w:ascii="Arial" w:cs="Arial" w:eastAsia="Arial" w:hAnsi="Arial"/>
@@ -17057,7 +17057,7 @@
         </w:rPr>
         <w:t xml:space="preserve">© 2026 SeaVuria and ARES. Aligned with KICD objectives. Developed by SeaVuria; technical implementation by ARES (with AI assistance from Claude). Licensed under </w:t>
       </w:r>
-      <w:hyperlink w:history="1" r:id="rIdyy_jd1yjm9ls4ve__78rk">
+      <w:hyperlink w:history="1" r:id="rIdzdnskgqvonmeak2lxkpib">
         <w:r>
           <w:rPr>
             <w:rFonts w:ascii="Arial" w:cs="Arial" w:eastAsia="Arial" w:hAnsi="Arial"/>
@@ -17078,7 +17078,7 @@
         </w:rPr>
         <w:t xml:space="preserve"> (</w:t>
       </w:r>
-      <w:hyperlink w:history="1" r:id="rIdlm1lipjbmq3qezjhqly_w">
+      <w:hyperlink w:history="1" r:id="rIdomokofwztajdcn8thpwd7">
         <w:r>
           <w:rPr>
             <w:rFonts w:ascii="Arial" w:cs="Arial" w:eastAsia="Arial" w:hAnsi="Arial"/>
@@ -18118,7 +18118,7 @@
             <w:pPr>
               <w:spacing w:after="20" w:before="0"/>
             </w:pPr>
-            <w:hyperlink w:history="1" r:id="rIdjzzbnvzpksac3btzw6n1a">
+            <w:hyperlink w:history="1" r:id="rIdv6vnpf6b-sp-u-7yjrkdr">
               <w:r>
                 <w:rPr>
                   <w:rFonts w:ascii="Arial" w:cs="Arial" w:eastAsia="Arial" w:hAnsi="Arial"/>
@@ -18151,7 +18151,7 @@
               <w:spacing w:after="10" w:before="0"/>
               <w:ind w:left="120"/>
             </w:pPr>
-            <w:hyperlink w:history="1" r:id="rIdhk5jr11nvftlki7bny4d6">
+            <w:hyperlink w:history="1" r:id="rIdc1xr2i8_f03ozav54y6nc">
               <w:r>
                 <w:rPr>
                   <w:rFonts w:ascii="Arial" w:cs="Arial" w:eastAsia="Arial" w:hAnsi="Arial"/>
@@ -18196,7 +18196,7 @@
             <w:pPr>
               <w:spacing w:after="20" w:before="0"/>
             </w:pPr>
-            <w:hyperlink w:history="1" r:id="rIdoyrxmcokcwbeobpor1bsi">
+            <w:hyperlink w:history="1" r:id="rIdiwvndugd-_a3ohutls9g-">
               <w:r>
                 <w:rPr>
                   <w:rFonts w:ascii="Arial" w:cs="Arial" w:eastAsia="Arial" w:hAnsi="Arial"/>
@@ -18229,7 +18229,7 @@
               <w:spacing w:after="10" w:before="0"/>
               <w:ind w:left="120"/>
             </w:pPr>
-            <w:hyperlink w:history="1" r:id="rIdz6qscbbboghoqtihwwjs5">
+            <w:hyperlink w:history="1" r:id="rIdrcib5iez679iw5yfhgais">
               <w:r>
                 <w:rPr>
                   <w:rFonts w:ascii="Arial" w:cs="Arial" w:eastAsia="Arial" w:hAnsi="Arial"/>
@@ -18429,7 +18429,7 @@
             <w:pPr>
               <w:spacing w:after="20" w:before="0"/>
             </w:pPr>
-            <w:hyperlink w:history="1" r:id="rIdccapmxsc5rmo22maaybwh">
+            <w:hyperlink w:history="1" r:id="rIduapynzwxbrdebvhblukqt">
               <w:r>
                 <w:rPr>
                   <w:rFonts w:ascii="Arial" w:cs="Arial" w:eastAsia="Arial" w:hAnsi="Arial"/>
@@ -18462,7 +18462,7 @@
               <w:spacing w:after="10" w:before="0"/>
               <w:ind w:left="120"/>
             </w:pPr>
-            <w:hyperlink w:history="1" r:id="rId7ualqkev3g2oqxrx2o1jn">
+            <w:hyperlink w:history="1" r:id="rIdww9vdkqpwd9a-i6rudffp">
               <w:r>
                 <w:rPr>
                   <w:rFonts w:ascii="Arial" w:cs="Arial" w:eastAsia="Arial" w:hAnsi="Arial"/>
@@ -18507,7 +18507,7 @@
             <w:pPr>
               <w:spacing w:after="20" w:before="0"/>
             </w:pPr>
-            <w:hyperlink w:history="1" r:id="rIdkpuwcsfhil4uieqkjtpec">
+            <w:hyperlink w:history="1" r:id="rIdz5dgt1q_mbshwybyw-hqz">
               <w:r>
                 <w:rPr>
                   <w:rFonts w:ascii="Arial" w:cs="Arial" w:eastAsia="Arial" w:hAnsi="Arial"/>
@@ -18540,7 +18540,7 @@
               <w:spacing w:after="10" w:before="0"/>
               <w:ind w:left="120"/>
             </w:pPr>
-            <w:hyperlink w:history="1" r:id="rIdxcou_5jsvpiv8trtompoy">
+            <w:hyperlink w:history="1" r:id="rIdvpagxqh32ohhlndoqkbbm">
               <w:r>
                 <w:rPr>
                   <w:rFonts w:ascii="Arial" w:cs="Arial" w:eastAsia="Arial" w:hAnsi="Arial"/>
@@ -18740,7 +18740,7 @@
             <w:pPr>
               <w:spacing w:after="20" w:before="0"/>
             </w:pPr>
-            <w:hyperlink w:history="1" r:id="rIdnhyl-wym5yvll5lr0-rb8">
+            <w:hyperlink w:history="1" r:id="rIdjshygkrd6phttftjycwi4">
               <w:r>
                 <w:rPr>
                   <w:rFonts w:ascii="Arial" w:cs="Arial" w:eastAsia="Arial" w:hAnsi="Arial"/>
@@ -18789,7 +18789,7 @@
               <w:spacing w:after="10" w:before="0"/>
               <w:ind w:left="120"/>
             </w:pPr>
-            <w:hyperlink w:history="1" r:id="rIdn-4uvblxhiejnxx2pljw8">
+            <w:hyperlink w:history="1" r:id="rIdlxqp77dpqpidaavxg2tao">
               <w:r>
                 <w:rPr>
                   <w:rFonts w:ascii="Arial" w:cs="Arial" w:eastAsia="Arial" w:hAnsi="Arial"/>
@@ -18834,7 +18834,7 @@
             <w:pPr>
               <w:spacing w:after="20" w:before="0"/>
             </w:pPr>
-            <w:hyperlink w:history="1" r:id="rIdcl_v-bnuq2ra_apvno315">
+            <w:hyperlink w:history="1" r:id="rIdfs3mskzs_67lng9xehjs1">
               <w:r>
                 <w:rPr>
                   <w:rFonts w:ascii="Arial" w:cs="Arial" w:eastAsia="Arial" w:hAnsi="Arial"/>
@@ -18867,7 +18867,7 @@
               <w:spacing w:after="10" w:before="0"/>
               <w:ind w:left="120"/>
             </w:pPr>
-            <w:hyperlink w:history="1" r:id="rIdwwffjp_u2vypfmmjsuenv">
+            <w:hyperlink w:history="1" r:id="rIdurjg2yw377xjvs0fpjjnu">
               <w:r>
                 <w:rPr>
                   <w:rFonts w:ascii="Arial" w:cs="Arial" w:eastAsia="Arial" w:hAnsi="Arial"/>
@@ -19067,7 +19067,7 @@
             <w:pPr>
               <w:spacing w:after="20" w:before="0"/>
             </w:pPr>
-            <w:hyperlink w:history="1" r:id="rIdo3bfpd5dwg-nkns0wjgja">
+            <w:hyperlink w:history="1" r:id="rIdxauoquf8_kmng6qpvy9hc">
               <w:r>
                 <w:rPr>
                   <w:rFonts w:ascii="Arial" w:cs="Arial" w:eastAsia="Arial" w:hAnsi="Arial"/>
@@ -19116,7 +19116,7 @@
               <w:spacing w:after="10" w:before="0"/>
               <w:ind w:left="120"/>
             </w:pPr>
-            <w:hyperlink w:history="1" r:id="rIdgi2e04_dvsda3bcb7xous">
+            <w:hyperlink w:history="1" r:id="rIdp1ux-sfmpptqxphqufvxk">
               <w:r>
                 <w:rPr>
                   <w:rFonts w:ascii="Arial" w:cs="Arial" w:eastAsia="Arial" w:hAnsi="Arial"/>
@@ -19161,7 +19161,7 @@
             <w:pPr>
               <w:spacing w:after="20" w:before="0"/>
             </w:pPr>
-            <w:hyperlink w:history="1" r:id="rIdfskncdnh1ttne_3wx-xnd">
+            <w:hyperlink w:history="1" r:id="rIdwuux2kic2eqay9tp4hvxs">
               <w:r>
                 <w:rPr>
                   <w:rFonts w:ascii="Arial" w:cs="Arial" w:eastAsia="Arial" w:hAnsi="Arial"/>
@@ -19194,7 +19194,7 @@
               <w:spacing w:after="10" w:before="0"/>
               <w:ind w:left="120"/>
             </w:pPr>
-            <w:hyperlink w:history="1" r:id="rIdrlqvzhabid1ce7hzznlhe">
+            <w:hyperlink w:history="1" r:id="rIdeewoih3ucgqp0_ilyguh1">
               <w:r>
                 <w:rPr>
                   <w:rFonts w:ascii="Arial" w:cs="Arial" w:eastAsia="Arial" w:hAnsi="Arial"/>
@@ -19394,7 +19394,7 @@
             <w:pPr>
               <w:spacing w:after="20" w:before="0"/>
             </w:pPr>
-            <w:hyperlink w:history="1" r:id="rIdwjitutqdrks0ww5ydznqe">
+            <w:hyperlink w:history="1" r:id="rIdh7uep-fh0pc4x297zjs_a">
               <w:r>
                 <w:rPr>
                   <w:rFonts w:ascii="Arial" w:cs="Arial" w:eastAsia="Arial" w:hAnsi="Arial"/>
@@ -19443,7 +19443,7 @@
               <w:spacing w:after="10" w:before="0"/>
               <w:ind w:left="120"/>
             </w:pPr>
-            <w:hyperlink w:history="1" r:id="rIdmc2hdcqi_unnsxketovsu">
+            <w:hyperlink w:history="1" r:id="rIdtv_bw0c7hzny3tvyvuqjf">
               <w:r>
                 <w:rPr>
                   <w:rFonts w:ascii="Arial" w:cs="Arial" w:eastAsia="Arial" w:hAnsi="Arial"/>
@@ -19488,7 +19488,7 @@
             <w:pPr>
               <w:spacing w:after="20" w:before="0"/>
             </w:pPr>
-            <w:hyperlink w:history="1" r:id="rIdcp1ta7l8vjmtcsedokeya">
+            <w:hyperlink w:history="1" r:id="rIdsy7a9khuwtbvhixl9suvw">
               <w:r>
                 <w:rPr>
                   <w:rFonts w:ascii="Arial" w:cs="Arial" w:eastAsia="Arial" w:hAnsi="Arial"/>
@@ -19537,7 +19537,7 @@
               <w:spacing w:after="10" w:before="0"/>
               <w:ind w:left="120"/>
             </w:pPr>
-            <w:hyperlink w:history="1" r:id="rId8tpiwhlo6fxppo2mj8hjr">
+            <w:hyperlink w:history="1" r:id="rIdlmcmm3tvhjj2jup8s2vpm">
               <w:r>
                 <w:rPr>
                   <w:rFonts w:ascii="Arial" w:cs="Arial" w:eastAsia="Arial" w:hAnsi="Arial"/>
@@ -20062,7 +20062,7 @@
         </w:rPr>
         <w:t xml:space="preserve">© 2026 SeaVuria and ARES. Aligned with KICD objectives. Developed by SeaVuria; technical implementation by ARES (with AI assistance from Claude). Licensed under </w:t>
       </w:r>
-      <w:hyperlink w:history="1" r:id="rIdia0jay24oogyqa3vkvr6x">
+      <w:hyperlink w:history="1" r:id="rIdtnlltlkvpy8ly8hxbyh6u">
         <w:r>
           <w:rPr>
             <w:rFonts w:ascii="Arial" w:cs="Arial" w:eastAsia="Arial" w:hAnsi="Arial"/>
@@ -20083,7 +20083,7 @@
         </w:rPr>
         <w:t xml:space="preserve"> (</w:t>
       </w:r>
-      <w:hyperlink w:history="1" r:id="rIdewsuzj12f1lojxsma13fs">
+      <w:hyperlink w:history="1" r:id="rIdkc9b6jv-buzfvkp0h8r6a">
         <w:r>
           <w:rPr>
             <w:rFonts w:ascii="Arial" w:cs="Arial" w:eastAsia="Arial" w:hAnsi="Arial"/>
@@ -21123,7 +21123,7 @@
             <w:pPr>
               <w:spacing w:after="20" w:before="0"/>
             </w:pPr>
-            <w:hyperlink w:history="1" r:id="rIdp7lbjkqnrbbsipye9yjv6">
+            <w:hyperlink w:history="1" r:id="rIdzyo7mtkv1o8wmvynztmzl">
               <w:r>
                 <w:rPr>
                   <w:rFonts w:ascii="Arial" w:cs="Arial" w:eastAsia="Arial" w:hAnsi="Arial"/>
@@ -21156,7 +21156,7 @@
               <w:spacing w:after="10" w:before="0"/>
               <w:ind w:left="120"/>
             </w:pPr>
-            <w:hyperlink w:history="1" r:id="rIdb-llania8cfwwra0m-q-p">
+            <w:hyperlink w:history="1" r:id="rIdancfjwyekvwm-o7_2mb2j">
               <w:r>
                 <w:rPr>
                   <w:rFonts w:ascii="Arial" w:cs="Arial" w:eastAsia="Arial" w:hAnsi="Arial"/>
@@ -21201,7 +21201,7 @@
             <w:pPr>
               <w:spacing w:after="20" w:before="0"/>
             </w:pPr>
-            <w:hyperlink w:history="1" r:id="rIdsnhsfcs3qvrn_tbhmy4yh">
+            <w:hyperlink w:history="1" r:id="rIdy8eshsiigfdfm3fnsrlcj">
               <w:r>
                 <w:rPr>
                   <w:rFonts w:ascii="Arial" w:cs="Arial" w:eastAsia="Arial" w:hAnsi="Arial"/>
@@ -21234,7 +21234,7 @@
               <w:spacing w:after="10" w:before="0"/>
               <w:ind w:left="120"/>
             </w:pPr>
-            <w:hyperlink w:history="1" r:id="rIdrpt2zgr4kys438pctu7cq">
+            <w:hyperlink w:history="1" r:id="rIdwsx_n4pr-oltaorxswli1">
               <w:r>
                 <w:rPr>
                   <w:rFonts w:ascii="Arial" w:cs="Arial" w:eastAsia="Arial" w:hAnsi="Arial"/>
@@ -21434,7 +21434,7 @@
             <w:pPr>
               <w:spacing w:after="20" w:before="0"/>
             </w:pPr>
-            <w:hyperlink w:history="1" r:id="rId-jy5lyp6shkqat3s7mthh">
+            <w:hyperlink w:history="1" r:id="rIdynbyfpfyfg6p-yzmzbk0b">
               <w:r>
                 <w:rPr>
                   <w:rFonts w:ascii="Arial" w:cs="Arial" w:eastAsia="Arial" w:hAnsi="Arial"/>
@@ -21467,7 +21467,7 @@
               <w:spacing w:after="10" w:before="0"/>
               <w:ind w:left="120"/>
             </w:pPr>
-            <w:hyperlink w:history="1" r:id="rIdz_0njurwnbaz5fjrlo4hs">
+            <w:hyperlink w:history="1" r:id="rIdtodmkecphc6qmaoiub9zh">
               <w:r>
                 <w:rPr>
                   <w:rFonts w:ascii="Arial" w:cs="Arial" w:eastAsia="Arial" w:hAnsi="Arial"/>
@@ -21512,7 +21512,7 @@
             <w:pPr>
               <w:spacing w:after="20" w:before="0"/>
             </w:pPr>
-            <w:hyperlink w:history="1" r:id="rIdfreawpqelowthwrevemt_">
+            <w:hyperlink w:history="1" r:id="rIdnucxng3zf0k_dz6c7am9z">
               <w:r>
                 <w:rPr>
                   <w:rFonts w:ascii="Arial" w:cs="Arial" w:eastAsia="Arial" w:hAnsi="Arial"/>
@@ -21545,7 +21545,7 @@
               <w:spacing w:after="10" w:before="0"/>
               <w:ind w:left="120"/>
             </w:pPr>
-            <w:hyperlink w:history="1" r:id="rIdi9sy1h03p7j-fpmqrobxx">
+            <w:hyperlink w:history="1" r:id="rIdufsophow3aywr6iekiynl">
               <w:r>
                 <w:rPr>
                   <w:rFonts w:ascii="Arial" w:cs="Arial" w:eastAsia="Arial" w:hAnsi="Arial"/>
@@ -21745,7 +21745,7 @@
             <w:pPr>
               <w:spacing w:after="20" w:before="0"/>
             </w:pPr>
-            <w:hyperlink w:history="1" r:id="rIdafpfcdqsazacrqp85iagg">
+            <w:hyperlink w:history="1" r:id="rIde2g6ccqpr5b6_rcgr3yri">
               <w:r>
                 <w:rPr>
                   <w:rFonts w:ascii="Arial" w:cs="Arial" w:eastAsia="Arial" w:hAnsi="Arial"/>
@@ -21778,7 +21778,7 @@
               <w:spacing w:after="10" w:before="0"/>
               <w:ind w:left="120"/>
             </w:pPr>
-            <w:hyperlink w:history="1" r:id="rIdqzlplax8mmfqy2owzujz5">
+            <w:hyperlink w:history="1" r:id="rIdlzglmhuisgrxkqupheqnc">
               <w:r>
                 <w:rPr>
                   <w:rFonts w:ascii="Arial" w:cs="Arial" w:eastAsia="Arial" w:hAnsi="Arial"/>
@@ -21823,7 +21823,7 @@
             <w:pPr>
               <w:spacing w:after="20" w:before="0"/>
             </w:pPr>
-            <w:hyperlink w:history="1" r:id="rIdzd1c4yi_b7mqkejnrc120">
+            <w:hyperlink w:history="1" r:id="rIdlyhubefqmhtbd6ar2za4f">
               <w:r>
                 <w:rPr>
                   <w:rFonts w:ascii="Arial" w:cs="Arial" w:eastAsia="Arial" w:hAnsi="Arial"/>
@@ -21856,7 +21856,7 @@
               <w:spacing w:after="10" w:before="0"/>
               <w:ind w:left="120"/>
             </w:pPr>
-            <w:hyperlink w:history="1" r:id="rIdjowf6rwxnokfka6kwsnfn">
+            <w:hyperlink w:history="1" r:id="rIdiliyofac82q_dlwcsfrrp">
               <w:r>
                 <w:rPr>
                   <w:rFonts w:ascii="Arial" w:cs="Arial" w:eastAsia="Arial" w:hAnsi="Arial"/>
@@ -22056,7 +22056,7 @@
             <w:pPr>
               <w:spacing w:after="20" w:before="0"/>
             </w:pPr>
-            <w:hyperlink w:history="1" r:id="rIdbtnsbucjblrxiuwz6on5b">
+            <w:hyperlink w:history="1" r:id="rIdzxitts-s81ycpon-caynf">
               <w:r>
                 <w:rPr>
                   <w:rFonts w:ascii="Arial" w:cs="Arial" w:eastAsia="Arial" w:hAnsi="Arial"/>
@@ -22089,7 +22089,7 @@
               <w:spacing w:after="10" w:before="0"/>
               <w:ind w:left="120"/>
             </w:pPr>
-            <w:hyperlink w:history="1" r:id="rIdywp6qkqyco_xrugmg-3uv">
+            <w:hyperlink w:history="1" r:id="rIdyatkkhblruajnrfw4_qm7">
               <w:r>
                 <w:rPr>
                   <w:rFonts w:ascii="Arial" w:cs="Arial" w:eastAsia="Arial" w:hAnsi="Arial"/>
@@ -22134,7 +22134,7 @@
             <w:pPr>
               <w:spacing w:after="20" w:before="0"/>
             </w:pPr>
-            <w:hyperlink w:history="1" r:id="rIdz90mb1apzwl7dxzys64vt">
+            <w:hyperlink w:history="1" r:id="rId3rjztgmz6-iuxm21q2ywa">
               <w:r>
                 <w:rPr>
                   <w:rFonts w:ascii="Arial" w:cs="Arial" w:eastAsia="Arial" w:hAnsi="Arial"/>
@@ -22167,7 +22167,7 @@
               <w:spacing w:after="10" w:before="0"/>
               <w:ind w:left="120"/>
             </w:pPr>
-            <w:hyperlink w:history="1" r:id="rIdb0ypy29k8exksfmiwg9gd">
+            <w:hyperlink w:history="1" r:id="rId1jp-46qx6nbgkkpkxomuy">
               <w:r>
                 <w:rPr>
                   <w:rFonts w:ascii="Arial" w:cs="Arial" w:eastAsia="Arial" w:hAnsi="Arial"/>
@@ -22367,7 +22367,7 @@
             <w:pPr>
               <w:spacing w:after="20" w:before="0"/>
             </w:pPr>
-            <w:hyperlink w:history="1" r:id="rId-5df_bfsbpdhaz8j_tehz">
+            <w:hyperlink w:history="1" r:id="rIdffil6zn1gdwz-wuv_ywa5">
               <w:r>
                 <w:rPr>
                   <w:rFonts w:ascii="Arial" w:cs="Arial" w:eastAsia="Arial" w:hAnsi="Arial"/>
@@ -22400,7 +22400,7 @@
               <w:spacing w:after="10" w:before="0"/>
               <w:ind w:left="120"/>
             </w:pPr>
-            <w:hyperlink w:history="1" r:id="rIdqezajjgso9brh9jj03hbr">
+            <w:hyperlink w:history="1" r:id="rIdrjiou7654cvqoluflepwe">
               <w:r>
                 <w:rPr>
                   <w:rFonts w:ascii="Arial" w:cs="Arial" w:eastAsia="Arial" w:hAnsi="Arial"/>
@@ -22445,7 +22445,7 @@
             <w:pPr>
               <w:spacing w:after="20" w:before="0"/>
             </w:pPr>
-            <w:hyperlink w:history="1" r:id="rId0fd6ahk38gljrsshqzwd9">
+            <w:hyperlink w:history="1" r:id="rId9tanrxqmsp2yjar3yurq1">
               <w:r>
                 <w:rPr>
                   <w:rFonts w:ascii="Arial" w:cs="Arial" w:eastAsia="Arial" w:hAnsi="Arial"/>
@@ -22494,7 +22494,7 @@
               <w:spacing w:after="10" w:before="0"/>
               <w:ind w:left="120"/>
             </w:pPr>
-            <w:hyperlink w:history="1" r:id="rIdovvbugv4z-avzphipikd0">
+            <w:hyperlink w:history="1" r:id="rIdmkoylzj6hibs1uadnobrc">
               <w:r>
                 <w:rPr>
                   <w:rFonts w:ascii="Arial" w:cs="Arial" w:eastAsia="Arial" w:hAnsi="Arial"/>
@@ -23019,7 +23019,7 @@
         </w:rPr>
         <w:t xml:space="preserve">© 2026 SeaVuria and ARES. Aligned with KICD objectives. Developed by SeaVuria; technical implementation by ARES (with AI assistance from Claude). Licensed under </w:t>
       </w:r>
-      <w:hyperlink w:history="1" r:id="rIdwlw_dvut11wm44byo0ygb">
+      <w:hyperlink w:history="1" r:id="rIdjqmvxfbywrojje33lnhak">
         <w:r>
           <w:rPr>
             <w:rFonts w:ascii="Arial" w:cs="Arial" w:eastAsia="Arial" w:hAnsi="Arial"/>
@@ -23040,7 +23040,7 @@
         </w:rPr>
         <w:t xml:space="preserve"> (</w:t>
       </w:r>
-      <w:hyperlink w:history="1" r:id="rId2aoh4nf8zxbxmno5z5x6f">
+      <w:hyperlink w:history="1" r:id="rIdmfzfcxkdahxi1ve5foxuw">
         <w:r>
           <w:rPr>
             <w:rFonts w:ascii="Arial" w:cs="Arial" w:eastAsia="Arial" w:hAnsi="Arial"/>
@@ -24080,7 +24080,7 @@
             <w:pPr>
               <w:spacing w:after="20" w:before="0"/>
             </w:pPr>
-            <w:hyperlink w:history="1" r:id="rIdtbfmvllskuchtq_wvxhdk">
+            <w:hyperlink w:history="1" r:id="rId4sugavbyxhb0kl4lytq5b">
               <w:r>
                 <w:rPr>
                   <w:rFonts w:ascii="Arial" w:cs="Arial" w:eastAsia="Arial" w:hAnsi="Arial"/>
@@ -24113,7 +24113,7 @@
               <w:spacing w:after="10" w:before="0"/>
               <w:ind w:left="120"/>
             </w:pPr>
-            <w:hyperlink w:history="1" r:id="rIdlfpuxgsbbl8wm0ejuogpr">
+            <w:hyperlink w:history="1" r:id="rIdyygc_ogggrln-ihwuotue">
               <w:r>
                 <w:rPr>
                   <w:rFonts w:ascii="Arial" w:cs="Arial" w:eastAsia="Arial" w:hAnsi="Arial"/>
@@ -24158,7 +24158,7 @@
             <w:pPr>
               <w:spacing w:after="20" w:before="0"/>
             </w:pPr>
-            <w:hyperlink w:history="1" r:id="rId5-jicgk9tstgfhlabhr5a">
+            <w:hyperlink w:history="1" r:id="rIdrdprf2ao6ub2eoofz5xwi">
               <w:r>
                 <w:rPr>
                   <w:rFonts w:ascii="Arial" w:cs="Arial" w:eastAsia="Arial" w:hAnsi="Arial"/>
@@ -24191,7 +24191,7 @@
               <w:spacing w:after="10" w:before="0"/>
               <w:ind w:left="120"/>
             </w:pPr>
-            <w:hyperlink w:history="1" r:id="rIdvr2a4nvwkncmvpspgul7h">
+            <w:hyperlink w:history="1" r:id="rIdiembvgxzs2z6jfdhgiea2">
               <w:r>
                 <w:rPr>
                   <w:rFonts w:ascii="Arial" w:cs="Arial" w:eastAsia="Arial" w:hAnsi="Arial"/>
@@ -24391,7 +24391,7 @@
             <w:pPr>
               <w:spacing w:after="20" w:before="0"/>
             </w:pPr>
-            <w:hyperlink w:history="1" r:id="rIdju67tvpljsyyeqxbq8pgu">
+            <w:hyperlink w:history="1" r:id="rId3tihvxfu3p4pw9305wwvi">
               <w:r>
                 <w:rPr>
                   <w:rFonts w:ascii="Arial" w:cs="Arial" w:eastAsia="Arial" w:hAnsi="Arial"/>
@@ -24424,7 +24424,7 @@
               <w:spacing w:after="10" w:before="0"/>
               <w:ind w:left="120"/>
             </w:pPr>
-            <w:hyperlink w:history="1" r:id="rIdydakevqg1ug-vcfvp61ag">
+            <w:hyperlink w:history="1" r:id="rIdg_vlxf_6g7-gplht-rv79">
               <w:r>
                 <w:rPr>
                   <w:rFonts w:ascii="Arial" w:cs="Arial" w:eastAsia="Arial" w:hAnsi="Arial"/>
@@ -24469,7 +24469,7 @@
             <w:pPr>
               <w:spacing w:after="20" w:before="0"/>
             </w:pPr>
-            <w:hyperlink w:history="1" r:id="rIdignl3r_hhpi3x1zq_upkx">
+            <w:hyperlink w:history="1" r:id="rIdshavmzh4o-wjijirhxoia">
               <w:r>
                 <w:rPr>
                   <w:rFonts w:ascii="Arial" w:cs="Arial" w:eastAsia="Arial" w:hAnsi="Arial"/>
@@ -24502,7 +24502,7 @@
               <w:spacing w:after="10" w:before="0"/>
               <w:ind w:left="120"/>
             </w:pPr>
-            <w:hyperlink w:history="1" r:id="rIdp90ahvbryxen9bezfpu8p">
+            <w:hyperlink w:history="1" r:id="rId9mp0nuwsg8ygjedhw8qvf">
               <w:r>
                 <w:rPr>
                   <w:rFonts w:ascii="Arial" w:cs="Arial" w:eastAsia="Arial" w:hAnsi="Arial"/>
@@ -24702,7 +24702,7 @@
             <w:pPr>
               <w:spacing w:after="20" w:before="0"/>
             </w:pPr>
-            <w:hyperlink w:history="1" r:id="rId5uku1t03mhaw1i1azc1o2">
+            <w:hyperlink w:history="1" r:id="rIda6vyumlv6kb2f_nicokfh">
               <w:r>
                 <w:rPr>
                   <w:rFonts w:ascii="Arial" w:cs="Arial" w:eastAsia="Arial" w:hAnsi="Arial"/>
@@ -24751,7 +24751,7 @@
               <w:spacing w:after="10" w:before="0"/>
               <w:ind w:left="120"/>
             </w:pPr>
-            <w:hyperlink w:history="1" r:id="rIde5v0cash-qiw7ta21knga">
+            <w:hyperlink w:history="1" r:id="rId6m2ud_2a-pjkka8b9-u0l">
               <w:r>
                 <w:rPr>
                   <w:rFonts w:ascii="Arial" w:cs="Arial" w:eastAsia="Arial" w:hAnsi="Arial"/>
@@ -24796,7 +24796,7 @@
             <w:pPr>
               <w:spacing w:after="20" w:before="0"/>
             </w:pPr>
-            <w:hyperlink w:history="1" r:id="rIdani9xga7fgurwibu3poqf">
+            <w:hyperlink w:history="1" r:id="rId7yqwpby12t0qt9hh2-nja">
               <w:r>
                 <w:rPr>
                   <w:rFonts w:ascii="Arial" w:cs="Arial" w:eastAsia="Arial" w:hAnsi="Arial"/>
@@ -24845,7 +24845,7 @@
               <w:spacing w:after="10" w:before="0"/>
               <w:ind w:left="120"/>
             </w:pPr>
-            <w:hyperlink w:history="1" r:id="rIdlrlldf8a395jyhefd18a7">
+            <w:hyperlink w:history="1" r:id="rIdc6_l1-kjqrkwzqkg0g62l">
               <w:r>
                 <w:rPr>
                   <w:rFonts w:ascii="Arial" w:cs="Arial" w:eastAsia="Arial" w:hAnsi="Arial"/>
@@ -25045,7 +25045,7 @@
             <w:pPr>
               <w:spacing w:after="20" w:before="0"/>
             </w:pPr>
-            <w:hyperlink w:history="1" r:id="rId_ewdcfdeglul-puenafsh">
+            <w:hyperlink w:history="1" r:id="rId8emv2re6mdh7dweducftg">
               <w:r>
                 <w:rPr>
                   <w:rFonts w:ascii="Arial" w:cs="Arial" w:eastAsia="Arial" w:hAnsi="Arial"/>
@@ -25094,7 +25094,7 @@
               <w:spacing w:after="10" w:before="0"/>
               <w:ind w:left="120"/>
             </w:pPr>
-            <w:hyperlink w:history="1" r:id="rIdaqzqx0hvpjk0gboean7j3">
+            <w:hyperlink w:history="1" r:id="rIdkbzydq5pr_ooqkq_grhsi">
               <w:r>
                 <w:rPr>
                   <w:rFonts w:ascii="Arial" w:cs="Arial" w:eastAsia="Arial" w:hAnsi="Arial"/>
@@ -25139,7 +25139,7 @@
             <w:pPr>
               <w:spacing w:after="20" w:before="0"/>
             </w:pPr>
-            <w:hyperlink w:history="1" r:id="rIdoxoctqotzj1wqwgmsiyf2">
+            <w:hyperlink w:history="1" r:id="rIdktjw1mpxuttvprur75wyg">
               <w:r>
                 <w:rPr>
                   <w:rFonts w:ascii="Arial" w:cs="Arial" w:eastAsia="Arial" w:hAnsi="Arial"/>
@@ -25188,7 +25188,7 @@
               <w:spacing w:after="10" w:before="0"/>
               <w:ind w:left="120"/>
             </w:pPr>
-            <w:hyperlink w:history="1" r:id="rId_4czaofrzwquajahjrdsy">
+            <w:hyperlink w:history="1" r:id="rIdfciaqcxxw36b6bk9lchir">
               <w:r>
                 <w:rPr>
                   <w:rFonts w:ascii="Arial" w:cs="Arial" w:eastAsia="Arial" w:hAnsi="Arial"/>
@@ -25388,7 +25388,7 @@
             <w:pPr>
               <w:spacing w:after="20" w:before="0"/>
             </w:pPr>
-            <w:hyperlink w:history="1" r:id="rIdz-mwcp1oiolglfgalemzp">
+            <w:hyperlink w:history="1" r:id="rIdlwnfs-cbne9gsk6mb3wc0">
               <w:r>
                 <w:rPr>
                   <w:rFonts w:ascii="Arial" w:cs="Arial" w:eastAsia="Arial" w:hAnsi="Arial"/>
@@ -25437,7 +25437,7 @@
               <w:spacing w:after="10" w:before="0"/>
               <w:ind w:left="120"/>
             </w:pPr>
-            <w:hyperlink w:history="1" r:id="rIdefisepx1fgdknqrzxixnv">
+            <w:hyperlink w:history="1" r:id="rIdmvrn96rdx2hrlxkgu--gm">
               <w:r>
                 <w:rPr>
                   <w:rFonts w:ascii="Arial" w:cs="Arial" w:eastAsia="Arial" w:hAnsi="Arial"/>
@@ -25482,7 +25482,7 @@
             <w:pPr>
               <w:spacing w:after="20" w:before="0"/>
             </w:pPr>
-            <w:hyperlink w:history="1" r:id="rId2jvuprexxxzfh1hhjuscg">
+            <w:hyperlink w:history="1" r:id="rIdtkpmdi3tsjmu649kpgmsq">
               <w:r>
                 <w:rPr>
                   <w:rFonts w:ascii="Arial" w:cs="Arial" w:eastAsia="Arial" w:hAnsi="Arial"/>
@@ -25531,7 +25531,7 @@
               <w:spacing w:after="10" w:before="0"/>
               <w:ind w:left="120"/>
             </w:pPr>
-            <w:hyperlink w:history="1" r:id="rIdttnhaoqlxpqt0prilexgi">
+            <w:hyperlink w:history="1" r:id="rIdzrn2de0htjomqbievckbw">
               <w:r>
                 <w:rPr>
                   <w:rFonts w:ascii="Arial" w:cs="Arial" w:eastAsia="Arial" w:hAnsi="Arial"/>
@@ -26056,7 +26056,7 @@
         </w:rPr>
         <w:t xml:space="preserve">© 2026 SeaVuria and ARES. Aligned with KICD objectives. Developed by SeaVuria; technical implementation by ARES (with AI assistance from Claude). Licensed under </w:t>
       </w:r>
-      <w:hyperlink w:history="1" r:id="rIdr6cai2tmxeuh2snbozlnk">
+      <w:hyperlink w:history="1" r:id="rIdun5vvbf0r479nxxur8iak">
         <w:r>
           <w:rPr>
             <w:rFonts w:ascii="Arial" w:cs="Arial" w:eastAsia="Arial" w:hAnsi="Arial"/>
@@ -26077,7 +26077,7 @@
         </w:rPr>
         <w:t xml:space="preserve"> (</w:t>
       </w:r>
-      <w:hyperlink w:history="1" r:id="rId5m6mi0firomlwfg1u8t99">
+      <w:hyperlink w:history="1" r:id="rIdofjx0lclfcjwmpijk-gja">
         <w:r>
           <w:rPr>
             <w:rFonts w:ascii="Arial" w:cs="Arial" w:eastAsia="Arial" w:hAnsi="Arial"/>
